--- a/data/outputs/v2/Grade11/Biology/Lesson_Plans/SS1.4_Cell_Division/Biology_Cell_Division_FinalExplanation.docx
+++ b/data/outputs/v2/Grade11/Biology/Lesson_Plans/SS1.4_Cell_Division/Biology_Cell_Division_FinalExplanation.docx
@@ -2024,7 +2024,7 @@
         </w:rPr>
         <w:t xml:space="preserve">© 2026 SeaVuria and ARES. This work is licensed under a </w:t>
       </w:r>
-      <w:hyperlink w:history="1" r:id="rIdjcjrrkeenxisp58lolltt">
+      <w:hyperlink w:history="1" r:id="rIdgnv7mapjpeis0mi6yeaxh">
         <w:r>
           <w:rPr>
             <w:rFonts w:ascii="Arial" w:cs="Arial" w:eastAsia="Arial" w:hAnsi="Arial"/>
@@ -2044,7 +2044,7 @@
         </w:rPr>
         <w:t xml:space="preserve"> (</w:t>
       </w:r>
-      <w:hyperlink w:history="1" r:id="rIdjefzmcjngjncrwc5rva9h">
+      <w:hyperlink w:history="1" r:id="rId1hz8e3tn1p_8fuenjww6t">
         <w:r>
           <w:rPr>
             <w:rFonts w:ascii="Arial" w:cs="Arial" w:eastAsia="Arial" w:hAnsi="Arial"/>
@@ -2064,7 +2064,7 @@
         </w:rPr>
         <w:t xml:space="preserve">). To view a copy of this license, visit </w:t>
       </w:r>
-      <w:hyperlink w:history="1" r:id="rIdacbsvz05v6nb3ajskf3j9">
+      <w:hyperlink w:history="1" r:id="rIdveimmjoxv5o9i36iihsha">
         <w:r>
           <w:rPr>
             <w:rFonts w:ascii="Arial" w:cs="Arial" w:eastAsia="Arial" w:hAnsi="Arial"/>

--- a/data/outputs/v2/Grade11/Biology/Lesson_Plans/SS1.4_Cell_Division/Biology_Cell_Division_FinalExplanation.docx
+++ b/data/outputs/v2/Grade11/Biology/Lesson_Plans/SS1.4_Cell_Division/Biology_Cell_Division_FinalExplanation.docx
@@ -95,7 +95,7 @@
                 <w:sz w:val="22"/>
                 <w:szCs w:val="22"/>
               </w:rPr>
-              <w:t xml:space="preserve">FINAL EXPLANATION: BIOLOGY GRADE 11 – SUB-STRAND 1.4 CELL DIVISION: FINAL EXPLANATION</w:t>
+              <w:t xml:space="preserve">FINAL EXPLANATION: BIOLOGY GRADE 11: CELL DIVISION (SUB-STRAND 1.4)</w:t>
             </w:r>
           </w:p>
         </w:tc>
@@ -422,7 +422,7 @@
                 <w:sz w:val="18"/>
                 <w:szCs w:val="18"/>
               </w:rPr>
-              <w:t xml:space="preserve">Use this model to help you write your own Final Explanation answering our driving question: 'How does the body produce the enormous number of new cells needed for growth?' Think about the baby-to-teenager phenomenon: a newborn of about 3 kg becomes a teenager of 50 kg or more. Your explanation should (1) name the process that makes new cells, (2) use evidence from our investigations (the onion root tip or model of mitosis, the chromosome-copying model, and the meiosis model), (3) explain how each new cell gets the right instructions, and (4) end with a clear conclusion. Write in your own words, use correct scientific terms, and use Kenyan examples where they help. Compare the exemplar with your draft, then revise.</w:t>
+              <w:t xml:space="preserve">Driving question: How does the body produce the enormous number of new cells needed for growth? Think back to the baby photographs and the time-lapse of a child growing over 14 years: a newborn of about 3 kg became a teenager of 50 kg or more. Use what you observed and learned in Lessons 1 to 10 to write your own Final Explanation. Answer each section in the blank space under the prompt, in full sentences. Use evidence from our investigations (diagrams, clay models, onion root tips, animations, case studies) and give reasons for your claims. You may add labelled sketches. Use correct scientific words such as chromosome, chromatid, daughter cell, mitosis, meiosis, zygote and gamete.</w:t>
             </w:r>
           </w:p>
         </w:tc>
@@ -450,14 +450,12 @@
         <w:tblLayout w:type="fixed"/>
       </w:tblPr>
       <w:tblGrid>
-        <w:gridCol w:w="3000"/>
-        <w:gridCol w:w="10680"/>
+        <w:gridCol w:w="13680"/>
       </w:tblGrid>
       <w:tr>
         <w:tc>
           <w:tcPr>
             <w:tcW w:type="dxa" w:w="13680"/>
-            <w:gridSpan w:val="2"/>
             <w:shd w:fill="1F3864" w:color="auto" w:val="clear"/>
             <w:tcMar>
               <w:top w:type="dxa" w:w="60"/>
@@ -491,7 +489,7 @@
       <w:tr>
         <w:tc>
           <w:tcPr>
-            <w:tcW w:type="dxa" w:w="3000"/>
+            <w:tcW w:type="dxa" w:w="13680"/>
             <w:shd w:fill="D9EEF1" w:color="auto" w:val="clear"/>
             <w:tcMar>
               <w:top w:type="dxa" w:w="60"/>
@@ -517,13 +515,18 @@
                 <w:sz w:val="18"/>
                 <w:szCs w:val="18"/>
               </w:rPr>
-              <w:t xml:space="preserve">State your claim in one or two sentences. What process produces the billions of new cells a child needs to grow from a 3 kg baby to a 50 kg teenager? Remember, we only eat food (like ugali, sukuma wiki and githeri), so where do the cells come from?</w:t>
-            </w:r>
-          </w:p>
-        </w:tc>
-        <w:tc>
-          <w:tcPr>
-            <w:tcW w:type="dxa" w:w="10680"/>
+              <w:t xml:space="preserve">A newborn of about 3 kg grows into a teenager of 50 kg or more, yet we only eat food such as ugali, sukuma wiki and beans. (a) Write a claim that answers the driving question. (b) Explain why eating food alone cannot account for the billions of new cells. (c) Compare this with your first ideas in Lesson 1 and say how your thinking has changed.</w:t>
+            </w:r>
+          </w:p>
+        </w:tc>
+      </w:tr>
+      <w:tr>
+        <w:trPr>
+          <w:trHeight w:val="4200" w:hRule="atLeast"/>
+        </w:trPr>
+        <w:tc>
+          <w:tcPr>
+            <w:tcW w:type="dxa" w:w="13680"/>
             <w:shd w:fill="FFFFFF" w:color="auto" w:val="clear"/>
             <w:tcMar>
               <w:top w:type="dxa" w:w="60"/>
@@ -543,13 +546,13 @@
                 <w:rFonts w:ascii="Arial" w:cs="Arial" w:eastAsia="Arial" w:hAnsi="Arial"/>
                 <w:b w:val="false"/>
                 <w:bCs w:val="false"/>
-                <w:i w:val="false"/>
-                <w:iCs w:val="false"/>
-                <w:color w:val="000000"/>
-                <w:sz w:val="18"/>
-                <w:szCs w:val="18"/>
-              </w:rPr>
-              <w:t xml:space="preserve">The body produces new cells through cell division. You do not get new cells from food directly. Food such as ugali, beans and sukuma wiki gives you the energy and building materials, but your existing cells use them to divide and make more cells. A single fertilised cell divides again and again, and this is how a newborn of about 3 kg grows into a teenager of 50 kg or more.</w:t>
+                <w:i/>
+                <w:iCs/>
+                <w:color w:val="808080"/>
+                <w:sz w:val="18"/>
+                <w:szCs w:val="18"/>
+              </w:rPr>
+              <w:t xml:space="preserve">Write your answer here:</w:t>
             </w:r>
           </w:p>
         </w:tc>
@@ -577,14 +580,12 @@
         <w:tblLayout w:type="fixed"/>
       </w:tblPr>
       <w:tblGrid>
-        <w:gridCol w:w="3000"/>
-        <w:gridCol w:w="10680"/>
+        <w:gridCol w:w="13680"/>
       </w:tblGrid>
       <w:tr>
         <w:tc>
           <w:tcPr>
             <w:tcW w:type="dxa" w:w="13680"/>
-            <w:gridSpan w:val="2"/>
             <w:shd w:fill="1F3864" w:color="auto" w:val="clear"/>
             <w:tcMar>
               <w:top w:type="dxa" w:w="60"/>
@@ -610,15 +611,15 @@
                 <w:sz w:val="22"/>
                 <w:szCs w:val="22"/>
               </w:rPr>
-              <w:t xml:space="preserve">2. Evidence: What did we observe about mitosis?</w:t>
-            </w:r>
-          </w:p>
-        </w:tc>
-      </w:tr>
-      <w:tr>
-        <w:tc>
-          <w:tcPr>
-            <w:tcW w:type="dxa" w:w="3000"/>
+              <w:t xml:space="preserve">2. Evidence: Mitosis and growth</w:t>
+            </w:r>
+          </w:p>
+        </w:tc>
+      </w:tr>
+      <w:tr>
+        <w:tc>
+          <w:tcPr>
+            <w:tcW w:type="dxa" w:w="13680"/>
             <w:shd w:fill="D9EEF1" w:color="auto" w:val="clear"/>
             <w:tcMar>
               <w:top w:type="dxa" w:w="60"/>
@@ -644,13 +645,18 @@
                 <w:sz w:val="18"/>
                 <w:szCs w:val="18"/>
               </w:rPr>
-              <w:t xml:space="preserve">Use evidence from our investigations to explain how one cell becomes two. Describe what happens to the chromosomes during mitosis and why the new cells receive the correct instructions. Mention what you saw or modelled.</w:t>
-            </w:r>
-          </w:p>
-        </w:tc>
-        <w:tc>
-          <w:tcPr>
-            <w:tcW w:type="dxa" w:w="10680"/>
+              <w:t xml:space="preserve">Use evidence from the mitosis diagram, the clay model and the onion (kitunguu) root tip squashes. (a) Describe what you saw happen to the chromosomes as one cell became two, giving the stages of mitosis in the order they happen. (b) In the onion root tip, most cells were in interphase and a smaller number were dividing. What does this tell you about growing tissues? (c) Explain how a single fertilised cell could become billions of cells, using the pattern 1, 2, 4, 8, 16...</w:t>
+            </w:r>
+          </w:p>
+        </w:tc>
+      </w:tr>
+      <w:tr>
+        <w:trPr>
+          <w:trHeight w:val="4200" w:hRule="atLeast"/>
+        </w:trPr>
+        <w:tc>
+          <w:tcPr>
+            <w:tcW w:type="dxa" w:w="13680"/>
             <w:shd w:fill="FFFFFF" w:color="auto" w:val="clear"/>
             <w:tcMar>
               <w:top w:type="dxa" w:w="60"/>
@@ -670,13 +676,13 @@
                 <w:rFonts w:ascii="Arial" w:cs="Arial" w:eastAsia="Arial" w:hAnsi="Arial"/>
                 <w:b w:val="false"/>
                 <w:bCs w:val="false"/>
-                <w:i w:val="false"/>
-                <w:iCs w:val="false"/>
-                <w:color w:val="000000"/>
-                <w:sz w:val="18"/>
-                <w:szCs w:val="18"/>
-              </w:rPr>
-              <w:t xml:space="preserve">In our investigations, we observed that one parent cell can divide to make new cells, which shows that cell division increases cell number. When we modelled mitosis, we saw that the chromosomes are copied first, then lined up and pulled apart so each end of the cell gets a full set. The cell then splits into two daughter cells. Because the chromosomes were copied exactly, both daughter cells are genetically similar to the parent cell and carry the same instructions (DNA). This is why a new skin, bone or muscle cell can do its job properly. Mitosis repeated many times gives the enormous number of cells needed for growth, development, repair and replacement, for example when a wound on your knee heals after a fall while playing football.</w:t>
+                <w:i/>
+                <w:iCs/>
+                <w:color w:val="808080"/>
+                <w:sz w:val="18"/>
+                <w:szCs w:val="18"/>
+              </w:rPr>
+              <w:t xml:space="preserve">Write your answer here:</w:t>
             </w:r>
           </w:p>
         </w:tc>
@@ -704,14 +710,12 @@
         <w:tblLayout w:type="fixed"/>
       </w:tblPr>
       <w:tblGrid>
-        <w:gridCol w:w="3000"/>
-        <w:gridCol w:w="10680"/>
+        <w:gridCol w:w="13680"/>
       </w:tblGrid>
       <w:tr>
         <w:tc>
           <w:tcPr>
             <w:tcW w:type="dxa" w:w="13680"/>
-            <w:gridSpan w:val="2"/>
             <w:shd w:fill="1F3864" w:color="auto" w:val="clear"/>
             <w:tcMar>
               <w:top w:type="dxa" w:w="60"/>
@@ -737,15 +741,15 @@
                 <w:sz w:val="22"/>
                 <w:szCs w:val="22"/>
               </w:rPr>
-              <w:t xml:space="preserve">3. Evidence: What is the role of meiosis?</w:t>
-            </w:r>
-          </w:p>
-        </w:tc>
-      </w:tr>
-      <w:tr>
-        <w:tc>
-          <w:tcPr>
-            <w:tcW w:type="dxa" w:w="3000"/>
+              <w:t xml:space="preserve">3. Reasoning: Why the new cells work properly</w:t>
+            </w:r>
+          </w:p>
+        </w:tc>
+      </w:tr>
+      <w:tr>
+        <w:tc>
+          <w:tcPr>
+            <w:tcW w:type="dxa" w:w="13680"/>
             <w:shd w:fill="D9EEF1" w:color="auto" w:val="clear"/>
             <w:tcMar>
               <w:top w:type="dxa" w:w="60"/>
@@ -771,13 +775,18 @@
                 <w:sz w:val="18"/>
                 <w:szCs w:val="18"/>
               </w:rPr>
-              <w:t xml:space="preserve">Explain how meiosis is different from mitosis. How many cells are made, what is their chromosome number, and why does this matter for reproduction? Use evidence from our meiosis model.</w:t>
-            </w:r>
-          </w:p>
-        </w:tc>
-        <w:tc>
-          <w:tcPr>
-            <w:tcW w:type="dxa" w:w="10680"/>
+              <w:t xml:space="preserve">(a) What does a chromosome carry, and what is the structure of a chromosome before a cell divides? (b) Explain why DNA must be copied before a cell divides. (c) Explain how this makes sure each new body cell has the right instructions to work properly. (d) Name two body processes besides growth that need mitosis.</w:t>
+            </w:r>
+          </w:p>
+        </w:tc>
+      </w:tr>
+      <w:tr>
+        <w:trPr>
+          <w:trHeight w:val="4200" w:hRule="atLeast"/>
+        </w:trPr>
+        <w:tc>
+          <w:tcPr>
+            <w:tcW w:type="dxa" w:w="13680"/>
             <w:shd w:fill="FFFFFF" w:color="auto" w:val="clear"/>
             <w:tcMar>
               <w:top w:type="dxa" w:w="60"/>
@@ -797,13 +806,13 @@
                 <w:rFonts w:ascii="Arial" w:cs="Arial" w:eastAsia="Arial" w:hAnsi="Arial"/>
                 <w:b w:val="false"/>
                 <w:bCs w:val="false"/>
-                <w:i w:val="false"/>
-                <w:iCs w:val="false"/>
-                <w:color w:val="000000"/>
-                <w:sz w:val="18"/>
-                <w:szCs w:val="18"/>
-              </w:rPr>
-              <w:t xml:space="preserve">In our meiosis model, we observed one cell producing four cells, each with half the original chromosome number. Mitosis makes two cells with the full set of chromosomes for growth and repair, but meiosis makes reproductive cells (gametes: sperm and egg cells) for sexual reproduction. Having half the chromosomes is important because when a sperm cell fertilises an egg cell, the full chromosome number is restored in the zygote. Without meiosis, the chromosome number would double in every generation. The zygote then grows by mitosis into a baby, which links reproduction back to growth.</w:t>
+                <w:i/>
+                <w:iCs/>
+                <w:color w:val="808080"/>
+                <w:sz w:val="18"/>
+                <w:szCs w:val="18"/>
+              </w:rPr>
+              <w:t xml:space="preserve">Write your answer here:</w:t>
             </w:r>
           </w:p>
         </w:tc>
@@ -831,14 +840,12 @@
         <w:tblLayout w:type="fixed"/>
       </w:tblPr>
       <w:tblGrid>
-        <w:gridCol w:w="3000"/>
-        <w:gridCol w:w="10680"/>
+        <w:gridCol w:w="13680"/>
       </w:tblGrid>
       <w:tr>
         <w:tc>
           <w:tcPr>
             <w:tcW w:type="dxa" w:w="13680"/>
-            <w:gridSpan w:val="2"/>
             <w:shd w:fill="1F3864" w:color="auto" w:val="clear"/>
             <w:tcMar>
               <w:top w:type="dxa" w:w="60"/>
@@ -864,15 +871,15 @@
                 <w:sz w:val="22"/>
                 <w:szCs w:val="22"/>
               </w:rPr>
-              <w:t xml:space="preserve">4. Other ways organisms make new cells</w:t>
-            </w:r>
-          </w:p>
-        </w:tc>
-      </w:tr>
-      <w:tr>
-        <w:tc>
-          <w:tcPr>
-            <w:tcW w:type="dxa" w:w="3000"/>
+              <w:t xml:space="preserve">4. Meiosis and reproduction</w:t>
+            </w:r>
+          </w:p>
+        </w:tc>
+      </w:tr>
+      <w:tr>
+        <w:tc>
+          <w:tcPr>
+            <w:tcW w:type="dxa" w:w="13680"/>
             <w:shd w:fill="D9EEF1" w:color="auto" w:val="clear"/>
             <w:tcMar>
               <w:top w:type="dxa" w:w="60"/>
@@ -898,13 +905,18 @@
                 <w:sz w:val="18"/>
                 <w:szCs w:val="18"/>
               </w:rPr>
-              <w:t xml:space="preserve">Give examples of how some other organisms reproduce using cell division. Name at least two methods and say how they are similar to or different from sexual reproduction.</w:t>
-            </w:r>
-          </w:p>
-        </w:tc>
-        <w:tc>
-          <w:tcPr>
-            <w:tcW w:type="dxa" w:w="10680"/>
+              <w:t xml:space="preserve">Every baby begins as one fertilised cell (zygote) formed when a sperm meets an egg. (a) If a sperm and an egg each had 46 chromosomes, how many would the zygote have, and what problem would that cause over generations? (b) Describe what meiosis does to the chromosome number and how many cells it makes. (c) Explain how meiosis and mitosis work together so that a child can be produced and then grow. (d) Give one difference between the cells made by mitosis and meiosis.</w:t>
+            </w:r>
+          </w:p>
+        </w:tc>
+      </w:tr>
+      <w:tr>
+        <w:trPr>
+          <w:trHeight w:val="4200" w:hRule="atLeast"/>
+        </w:trPr>
+        <w:tc>
+          <w:tcPr>
+            <w:tcW w:type="dxa" w:w="13680"/>
             <w:shd w:fill="FFFFFF" w:color="auto" w:val="clear"/>
             <w:tcMar>
               <w:top w:type="dxa" w:w="60"/>
@@ -924,13 +936,13 @@
                 <w:rFonts w:ascii="Arial" w:cs="Arial" w:eastAsia="Arial" w:hAnsi="Arial"/>
                 <w:b w:val="false"/>
                 <w:bCs w:val="false"/>
-                <w:i w:val="false"/>
-                <w:iCs w:val="false"/>
-                <w:color w:val="000000"/>
-                <w:sz w:val="18"/>
-                <w:szCs w:val="18"/>
-              </w:rPr>
-              <w:t xml:space="preserve">Some organisms reproduce without needing two parents. Bacteria reproduce by binary fission, where one cell copies its DNA and splits into two new cells. Yeast, used to make mandazi dough rise, reproduces by budding, where a small bud grows on the parent cell and then separates. These methods use cell division to make offspring that are very similar to the parent, unlike sexual reproduction, which uses gametes from meiosis and produces offspring that differ from both parents.</w:t>
+                <w:i/>
+                <w:iCs/>
+                <w:color w:val="808080"/>
+                <w:sz w:val="18"/>
+                <w:szCs w:val="18"/>
+              </w:rPr>
+              <w:t xml:space="preserve">Write your answer here:</w:t>
             </w:r>
           </w:p>
         </w:tc>
@@ -958,14 +970,12 @@
         <w:tblLayout w:type="fixed"/>
       </w:tblPr>
       <w:tblGrid>
-        <w:gridCol w:w="3000"/>
-        <w:gridCol w:w="10680"/>
+        <w:gridCol w:w="13680"/>
       </w:tblGrid>
       <w:tr>
         <w:tc>
           <w:tcPr>
             <w:tcW w:type="dxa" w:w="13680"/>
-            <w:gridSpan w:val="2"/>
             <w:shd w:fill="1F3864" w:color="auto" w:val="clear"/>
             <w:tcMar>
               <w:top w:type="dxa" w:w="60"/>
@@ -991,15 +1001,15 @@
                 <w:sz w:val="22"/>
                 <w:szCs w:val="22"/>
               </w:rPr>
-              <w:t xml:space="preserve">5. Conclusion: Putting it all together</w:t>
-            </w:r>
-          </w:p>
-        </w:tc>
-      </w:tr>
-      <w:tr>
-        <w:tc>
-          <w:tcPr>
-            <w:tcW w:type="dxa" w:w="3000"/>
+              <w:t xml:space="preserve">5. Other forms of cell division and their uses</w:t>
+            </w:r>
+          </w:p>
+        </w:tc>
+      </w:tr>
+      <w:tr>
+        <w:tc>
+          <w:tcPr>
+            <w:tcW w:type="dxa" w:w="13680"/>
             <w:shd w:fill="D9EEF1" w:color="auto" w:val="clear"/>
             <w:tcMar>
               <w:top w:type="dxa" w:w="60"/>
@@ -1025,13 +1035,18 @@
                 <w:sz w:val="18"/>
                 <w:szCs w:val="18"/>
               </w:rPr>
-              <w:t xml:space="preserve">Write a short conclusion that answers the driving question and links growth, development, repair and reproduction. Connect back to the child growing from infancy to adolescence.</w:t>
-            </w:r>
-          </w:p>
-        </w:tc>
-        <w:tc>
-          <w:tcPr>
-            <w:tcW w:type="dxa" w:w="10680"/>
+              <w:t xml:space="preserve">(a) Describe how budding in yeast and binary fission in bacteria differ. (b) A single bacterium dividing every 20 minutes gives how many cells after 2 hours? Show how you worked it out, and say how this doubling is similar to what happens in mitosis in a growing child. (c) Explain how tissue culture of bananas or tea in Kenya uses the same idea as growth in a child. (d) Finish by writing a short Final Explanation (3 to 4 sentences) answering the driving question.</w:t>
+            </w:r>
+          </w:p>
+        </w:tc>
+      </w:tr>
+      <w:tr>
+        <w:trPr>
+          <w:trHeight w:val="4200" w:hRule="atLeast"/>
+        </w:trPr>
+        <w:tc>
+          <w:tcPr>
+            <w:tcW w:type="dxa" w:w="13680"/>
             <w:shd w:fill="FFFFFF" w:color="auto" w:val="clear"/>
             <w:tcMar>
               <w:top w:type="dxa" w:w="60"/>
@@ -1051,13 +1066,13 @@
                 <w:rFonts w:ascii="Arial" w:cs="Arial" w:eastAsia="Arial" w:hAnsi="Arial"/>
                 <w:b w:val="false"/>
                 <w:bCs w:val="false"/>
-                <w:i w:val="false"/>
-                <w:iCs w:val="false"/>
-                <w:color w:val="000000"/>
-                <w:sz w:val="18"/>
-                <w:szCs w:val="18"/>
-              </w:rPr>
-              <w:t xml:space="preserve">Therefore, cell division is essential for the growth, development, repair and reproduction of living organisms. Mitosis produces genetically similar daughter cells that increase the number of body cells as a child grows, and it also replaces and repairs damaged cells. Meiosis produces reproductive cells with half the chromosome number needed for sexual reproduction, and some organisms reproduce by budding or binary fission. So the billions of new cells in a growing child come from existing cells dividing, with each new cell receiving a copy of the instructions it needs.</w:t>
+                <w:i/>
+                <w:iCs/>
+                <w:color w:val="808080"/>
+                <w:sz w:val="18"/>
+                <w:szCs w:val="18"/>
+              </w:rPr>
+              <w:t xml:space="preserve">Write your answer here:</w:t>
             </w:r>
           </w:p>
         </w:tc>
@@ -1284,7 +1299,7 @@
                 <w:sz w:val="18"/>
                 <w:szCs w:val="18"/>
               </w:rPr>
-              <w:t xml:space="preserve">Claim and use of scientific ideas</w:t>
+              <w:t xml:space="preserve">Claim answers the driving question</w:t>
             </w:r>
           </w:p>
         </w:tc>
@@ -1316,7 +1331,7 @@
                 <w:sz w:val="18"/>
                 <w:szCs w:val="18"/>
               </w:rPr>
-              <w:t xml:space="preserve">Clearly states that new cells are made by cell division from existing cells and explains that food supplies energy and materials, not cells. Uses all key terms (mitosis, meiosis, chromosomes, daughter cells, gametes) correctly.</w:t>
+              <w:t xml:space="preserve">Gives a clear claim that new cells come from division of existing cells, and clearly shows that food provides only energy and materials, not cells directly.</w:t>
             </w:r>
           </w:p>
         </w:tc>
@@ -1348,7 +1363,7 @@
                 <w:sz w:val="18"/>
                 <w:szCs w:val="18"/>
               </w:rPr>
-              <w:t xml:space="preserve">States that cell division makes new cells and uses most key terms correctly, with minor errors or missing links to food or growth.</w:t>
+              <w:t xml:space="preserve">States that cell division makes new cells, but the role of food is unclear or only briefly mentioned.</w:t>
             </w:r>
           </w:p>
         </w:tc>
@@ -1380,7 +1395,7 @@
                 <w:sz w:val="18"/>
                 <w:szCs w:val="18"/>
               </w:rPr>
-              <w:t xml:space="preserve">Claim is unclear or incomplete, or key terms are missing or used incorrectly.</w:t>
+              <w:t xml:space="preserve">Claim is missing, vague, or suggests food turns directly into cells or that cells only grow bigger.</w:t>
             </w:r>
           </w:p>
         </w:tc>
@@ -1414,7 +1429,7 @@
                 <w:sz w:val="18"/>
                 <w:szCs w:val="18"/>
               </w:rPr>
-              <w:t xml:space="preserve">Explanation of mitosis and how cells get the right instructions</w:t>
+              <w:t xml:space="preserve">Use of evidence from the investigations</w:t>
             </w:r>
           </w:p>
         </w:tc>
@@ -1446,7 +1461,7 @@
                 <w:sz w:val="18"/>
                 <w:szCs w:val="18"/>
               </w:rPr>
-              <w:t xml:space="preserve">Accurately explains that chromosomes are copied and shared equally so two genetically similar daughter cells form, and links this to growth, development, repair and replacement with a Kenyan example.</w:t>
+              <w:t xml:space="preserve">Uses several specific observations (mitosis diagram, clay model, onion root tips, the 1, 2, 4, 8, 16 pattern) accurately to support the claims, and correctly treats the 64-bacteria figure as a calculation that shows the same doubling pattern rather than as an observation.</w:t>
             </w:r>
           </w:p>
         </w:tc>
@@ -1478,7 +1493,7 @@
                 <w:sz w:val="18"/>
                 <w:szCs w:val="18"/>
               </w:rPr>
-              <w:t xml:space="preserve">Describes mitosis producing two similar cells and links it to growth or repair, but with limited detail about chromosome copying or examples.</w:t>
+              <w:t xml:space="preserve">Uses one or two observations from the lessons, mostly accurate but general.</w:t>
             </w:r>
           </w:p>
         </w:tc>
@@ -1510,7 +1525,7 @@
                 <w:sz w:val="18"/>
                 <w:szCs w:val="18"/>
               </w:rPr>
-              <w:t xml:space="preserve">Description of mitosis is vague or inaccurate, with little or no mention of chromosomes or genetic information.</w:t>
+              <w:t xml:space="preserve">Gives little or no evidence, or evidence is inaccurate, not from the lessons, or calculations are presented as observations.</w:t>
             </w:r>
           </w:p>
         </w:tc>
@@ -1544,7 +1559,7 @@
                 <w:sz w:val="18"/>
                 <w:szCs w:val="18"/>
               </w:rPr>
-              <w:t xml:space="preserve">Explanation of meiosis and other forms of reproduction</w:t>
+              <w:t xml:space="preserve">Scientific reasoning about chromosomes, mitosis and meiosis</w:t>
             </w:r>
           </w:p>
         </w:tc>
@@ -1576,7 +1591,7 @@
                 <w:sz w:val="18"/>
                 <w:szCs w:val="18"/>
               </w:rPr>
-              <w:t xml:space="preserve">Correctly explains that meiosis makes four cells with half the chromosome number, why this is needed for fertilisation, and gives accurate examples of binary fission and budding.</w:t>
+              <w:t xml:space="preserve">Correctly explains DNA copying (chromatids identical after copying), the stages of mitosis in order, identical daughter cells, and how meiosis halves the chromosome number (23) so the zygote has 46; links both to the growing child.</w:t>
             </w:r>
           </w:p>
         </w:tc>
@@ -1608,7 +1623,7 @@
                 <w:sz w:val="18"/>
                 <w:szCs w:val="18"/>
               </w:rPr>
-              <w:t xml:space="preserve">Explains meiosis and gives at least one other method of reproduction, with minor gaps or inaccuracies.</w:t>
+              <w:t xml:space="preserve">Explains mitosis and meiosis mostly correctly but misses a link (for example the order of stages, or why DNA is copied or why the number is halved).</w:t>
             </w:r>
           </w:p>
         </w:tc>
@@ -1640,7 +1655,7 @@
                 <w:sz w:val="18"/>
                 <w:szCs w:val="18"/>
               </w:rPr>
-              <w:t xml:space="preserve">Confuses meiosis with mitosis or gives little or no information about other types of reproduction.</w:t>
+              <w:t xml:space="preserve">Confuses mitosis and meiosis or does not explain how new cells get the right instructions.</w:t>
             </w:r>
           </w:p>
         </w:tc>
@@ -1674,7 +1689,7 @@
                 <w:sz w:val="18"/>
                 <w:szCs w:val="18"/>
               </w:rPr>
-              <w:t xml:space="preserve">Use of evidence from investigations</w:t>
+              <w:t xml:space="preserve">Breadth: growth, repair, reproduction and applications</w:t>
             </w:r>
           </w:p>
         </w:tc>
@@ -1706,7 +1721,7 @@
                 <w:sz w:val="18"/>
                 <w:szCs w:val="18"/>
               </w:rPr>
-              <w:t xml:space="preserve">Refers specifically to observations from our investigations (models, microscope or images) and uses them to support each part of the explanation.</w:t>
+              <w:t xml:space="preserve">Connects cell division to growth, repair, replacement, sexual and asexual reproduction (budding, binary fission) and tissue culture with accurate Kenyan examples.</w:t>
             </w:r>
           </w:p>
         </w:tc>
@@ -1738,7 +1753,7 @@
                 <w:sz w:val="18"/>
                 <w:szCs w:val="18"/>
               </w:rPr>
-              <w:t xml:space="preserve">Refers to some investigation evidence, but links to claims are general.</w:t>
+              <w:t xml:space="preserve">Covers growth and at least one other function or application accurately.</w:t>
             </w:r>
           </w:p>
         </w:tc>
@@ -1770,7 +1785,7 @@
                 <w:sz w:val="18"/>
                 <w:szCs w:val="18"/>
               </w:rPr>
-              <w:t xml:space="preserve">Little or no evidence from investigations is used.</w:t>
+              <w:t xml:space="preserve">Mentions only growth, or applications are missing or incorrect.</w:t>
             </w:r>
           </w:p>
         </w:tc>
@@ -1804,7 +1819,7 @@
                 <w:sz w:val="18"/>
                 <w:szCs w:val="18"/>
               </w:rPr>
-              <w:t xml:space="preserve">Conclusion and communication</w:t>
+              <w:t xml:space="preserve">Communication and use of scientific terms</w:t>
             </w:r>
           </w:p>
         </w:tc>
@@ -1836,7 +1851,7 @@
                 <w:sz w:val="18"/>
                 <w:szCs w:val="18"/>
               </w:rPr>
-              <w:t xml:space="preserve">Gives a clear, logical conclusion linking growth, development, repair and reproduction back to the phenomenon of a child growing; writing is well organised and easy to follow.</w:t>
+              <w:t xml:space="preserve">Writes organised, complete sentences with correct terms (chromosome, chromatid, daughter cell, zygote, gamete) and a clear final explanation.</w:t>
             </w:r>
           </w:p>
         </w:tc>
@@ -1868,7 +1883,7 @@
                 <w:sz w:val="18"/>
                 <w:szCs w:val="18"/>
               </w:rPr>
-              <w:t xml:space="preserve">Gives a conclusion that answers the driving question, with some organisation issues.</w:t>
+              <w:t xml:space="preserve">Mostly clear writing with some correct terms; final explanation is complete but may be loosely organised.</w:t>
             </w:r>
           </w:p>
         </w:tc>
@@ -1900,7 +1915,7 @@
                 <w:sz w:val="18"/>
                 <w:szCs w:val="18"/>
               </w:rPr>
-              <w:t xml:space="preserve">Conclusion is missing or does not answer the driving question; writing is hard to follow.</w:t>
+              <w:t xml:space="preserve">Writing is hard to follow, key terms are missing or misused, and the final explanation is incomplete.</w:t>
             </w:r>
           </w:p>
         </w:tc>
@@ -2024,7 +2039,7 @@
         </w:rPr>
         <w:t xml:space="preserve">© 2026 SeaVuria and ARES. This work is licensed under a </w:t>
       </w:r>
-      <w:hyperlink w:history="1" r:id="rIdgnv7mapjpeis0mi6yeaxh">
+      <w:hyperlink w:history="1" r:id="rIda9tz3yyujuhawopghtmab">
         <w:r>
           <w:rPr>
             <w:rFonts w:ascii="Arial" w:cs="Arial" w:eastAsia="Arial" w:hAnsi="Arial"/>
@@ -2044,7 +2059,7 @@
         </w:rPr>
         <w:t xml:space="preserve"> (</w:t>
       </w:r>
-      <w:hyperlink w:history="1" r:id="rId1hz8e3tn1p_8fuenjww6t">
+      <w:hyperlink w:history="1" r:id="rId-i-tps0nzzjgnvrx16jks">
         <w:r>
           <w:rPr>
             <w:rFonts w:ascii="Arial" w:cs="Arial" w:eastAsia="Arial" w:hAnsi="Arial"/>
@@ -2064,7 +2079,7 @@
         </w:rPr>
         <w:t xml:space="preserve">). To view a copy of this license, visit </w:t>
       </w:r>
-      <w:hyperlink w:history="1" r:id="rIdveimmjoxv5o9i36iihsha">
+      <w:hyperlink w:history="1" r:id="rIdw49dkjbazezqmw3djrvio">
         <w:r>
           <w:rPr>
             <w:rFonts w:ascii="Arial" w:cs="Arial" w:eastAsia="Arial" w:hAnsi="Arial"/>

--- a/data/outputs/v2/Grade11/Biology/Lesson_Plans/SS1.4_Cell_Division/Biology_Cell_Division_FinalExplanation.docx
+++ b/data/outputs/v2/Grade11/Biology/Lesson_Plans/SS1.4_Cell_Division/Biology_Cell_Division_FinalExplanation.docx
@@ -2039,7 +2039,7 @@
         </w:rPr>
         <w:t xml:space="preserve">© 2026 SeaVuria and ARES. This work is licensed under a </w:t>
       </w:r>
-      <w:hyperlink w:history="1" r:id="rIda9tz3yyujuhawopghtmab">
+      <w:hyperlink w:history="1" r:id="rIdrtcql-udafqeiqx1nojzk">
         <w:r>
           <w:rPr>
             <w:rFonts w:ascii="Arial" w:cs="Arial" w:eastAsia="Arial" w:hAnsi="Arial"/>
@@ -2059,7 +2059,7 @@
         </w:rPr>
         <w:t xml:space="preserve"> (</w:t>
       </w:r>
-      <w:hyperlink w:history="1" r:id="rId-i-tps0nzzjgnvrx16jks">
+      <w:hyperlink w:history="1" r:id="rId4jfkqu7pek0o37czc55di">
         <w:r>
           <w:rPr>
             <w:rFonts w:ascii="Arial" w:cs="Arial" w:eastAsia="Arial" w:hAnsi="Arial"/>
@@ -2079,7 +2079,7 @@
         </w:rPr>
         <w:t xml:space="preserve">). To view a copy of this license, visit </w:t>
       </w:r>
-      <w:hyperlink w:history="1" r:id="rIdw49dkjbazezqmw3djrvio">
+      <w:hyperlink w:history="1" r:id="rIdbomnu2lmkagwkqbrjgd7t">
         <w:r>
           <w:rPr>
             <w:rFonts w:ascii="Arial" w:cs="Arial" w:eastAsia="Arial" w:hAnsi="Arial"/>

--- a/data/outputs/v2/Grade11/Biology/Lesson_Plans/SS1.4_Cell_Division/Biology_Cell_Division_FinalExplanation.docx
+++ b/data/outputs/v2/Grade11/Biology/Lesson_Plans/SS1.4_Cell_Division/Biology_Cell_Division_FinalExplanation.docx
@@ -2039,7 +2039,7 @@
         </w:rPr>
         <w:t xml:space="preserve">© 2026 SeaVuria and ARES. This work is licensed under a </w:t>
       </w:r>
-      <w:hyperlink w:history="1" r:id="rIdrtcql-udafqeiqx1nojzk">
+      <w:hyperlink w:history="1" r:id="rIdggrhoxpeznobqzzuxo0bo">
         <w:r>
           <w:rPr>
             <w:rFonts w:ascii="Arial" w:cs="Arial" w:eastAsia="Arial" w:hAnsi="Arial"/>
@@ -2059,7 +2059,7 @@
         </w:rPr>
         <w:t xml:space="preserve"> (</w:t>
       </w:r>
-      <w:hyperlink w:history="1" r:id="rId4jfkqu7pek0o37czc55di">
+      <w:hyperlink w:history="1" r:id="rIdjmlnvwsfjonv7d4q-6bgh">
         <w:r>
           <w:rPr>
             <w:rFonts w:ascii="Arial" w:cs="Arial" w:eastAsia="Arial" w:hAnsi="Arial"/>
@@ -2079,7 +2079,7 @@
         </w:rPr>
         <w:t xml:space="preserve">). To view a copy of this license, visit </w:t>
       </w:r>
-      <w:hyperlink w:history="1" r:id="rIdbomnu2lmkagwkqbrjgd7t">
+      <w:hyperlink w:history="1" r:id="rIdomm8gcfarjpzm52ntkdlw">
         <w:r>
           <w:rPr>
             <w:rFonts w:ascii="Arial" w:cs="Arial" w:eastAsia="Arial" w:hAnsi="Arial"/>

--- a/data/outputs/v2/Grade11/Biology/Lesson_Plans/SS1.4_Cell_Division/Biology_Cell_Division_FinalExplanation.docx
+++ b/data/outputs/v2/Grade11/Biology/Lesson_Plans/SS1.4_Cell_Division/Biology_Cell_Division_FinalExplanation.docx
@@ -2039,7 +2039,7 @@
         </w:rPr>
         <w:t xml:space="preserve">© 2026 SeaVuria and ARES. This work is licensed under a </w:t>
       </w:r>
-      <w:hyperlink w:history="1" r:id="rIdggrhoxpeznobqzzuxo0bo">
+      <w:hyperlink w:history="1" r:id="rIddvavskfvohvqplcyuilww">
         <w:r>
           <w:rPr>
             <w:rFonts w:ascii="Arial" w:cs="Arial" w:eastAsia="Arial" w:hAnsi="Arial"/>
@@ -2059,7 +2059,7 @@
         </w:rPr>
         <w:t xml:space="preserve"> (</w:t>
       </w:r>
-      <w:hyperlink w:history="1" r:id="rIdjmlnvwsfjonv7d4q-6bgh">
+      <w:hyperlink w:history="1" r:id="rId36-xcx2y4iqiw6dq2zpcj">
         <w:r>
           <w:rPr>
             <w:rFonts w:ascii="Arial" w:cs="Arial" w:eastAsia="Arial" w:hAnsi="Arial"/>
@@ -2079,7 +2079,7 @@
         </w:rPr>
         <w:t xml:space="preserve">). To view a copy of this license, visit </w:t>
       </w:r>
-      <w:hyperlink w:history="1" r:id="rIdomm8gcfarjpzm52ntkdlw">
+      <w:hyperlink w:history="1" r:id="rIdvzson1vcjgv0zfyaafd_2">
         <w:r>
           <w:rPr>
             <w:rFonts w:ascii="Arial" w:cs="Arial" w:eastAsia="Arial" w:hAnsi="Arial"/>

--- a/data/outputs/v2/Grade11/Biology/Lesson_Plans/SS1.4_Cell_Division/Biology_Cell_Division_FinalExplanation.docx
+++ b/data/outputs/v2/Grade11/Biology/Lesson_Plans/SS1.4_Cell_Division/Biology_Cell_Division_FinalExplanation.docx
@@ -2039,7 +2039,7 @@
         </w:rPr>
         <w:t xml:space="preserve">© 2026 SeaVuria and ARES. This work is licensed under a </w:t>
       </w:r>
-      <w:hyperlink w:history="1" r:id="rIddvavskfvohvqplcyuilww">
+      <w:hyperlink w:history="1" r:id="rIdmidco8lob5cl9ybwfc1yt">
         <w:r>
           <w:rPr>
             <w:rFonts w:ascii="Arial" w:cs="Arial" w:eastAsia="Arial" w:hAnsi="Arial"/>
@@ -2059,7 +2059,7 @@
         </w:rPr>
         <w:t xml:space="preserve"> (</w:t>
       </w:r>
-      <w:hyperlink w:history="1" r:id="rId36-xcx2y4iqiw6dq2zpcj">
+      <w:hyperlink w:history="1" r:id="rIdgg_5qsw1vo09lzi2v4yoc">
         <w:r>
           <w:rPr>
             <w:rFonts w:ascii="Arial" w:cs="Arial" w:eastAsia="Arial" w:hAnsi="Arial"/>
@@ -2079,7 +2079,7 @@
         </w:rPr>
         <w:t xml:space="preserve">). To view a copy of this license, visit </w:t>
       </w:r>
-      <w:hyperlink w:history="1" r:id="rIdvzson1vcjgv0zfyaafd_2">
+      <w:hyperlink w:history="1" r:id="rId5dd7kl-n5zsrpjqm-7nfu">
         <w:r>
           <w:rPr>
             <w:rFonts w:ascii="Arial" w:cs="Arial" w:eastAsia="Arial" w:hAnsi="Arial"/>

--- a/data/outputs/v2/Grade11/Biology/Lesson_Plans/SS1.4_Cell_Division/Biology_Cell_Division_FinalExplanation.docx
+++ b/data/outputs/v2/Grade11/Biology/Lesson_Plans/SS1.4_Cell_Division/Biology_Cell_Division_FinalExplanation.docx
@@ -95,7 +95,7 @@
                 <w:sz w:val="22"/>
                 <w:szCs w:val="22"/>
               </w:rPr>
-              <w:t xml:space="preserve">FINAL EXPLANATION: BIOLOGY GRADE 11: CELL DIVISION (SUB-STRAND 1.4)</w:t>
+              <w:t xml:space="preserve">FINAL EXPLANATION: BIOLOGY GRADE 11 – SUB-STRAND 1.4 CELL DIVISION – FINAL EXPLANATION TO THE PHENOMENON</w:t>
             </w:r>
           </w:p>
         </w:tc>
@@ -422,7 +422,7 @@
                 <w:sz w:val="18"/>
                 <w:szCs w:val="18"/>
               </w:rPr>
-              <w:t xml:space="preserve">Driving question: How does the body produce the enormous number of new cells needed for growth? Think back to the baby photographs and the time-lapse of a child growing over 14 years: a newborn of about 3 kg became a teenager of 50 kg or more. Use what you observed and learned in Lessons 1 to 10 to write your own Final Explanation. Answer each section in the blank space under the prompt, in full sentences. Use evidence from our investigations (diagrams, clay models, onion root tips, animations, case studies) and give reasons for your claims. You may add labelled sketches. Use correct scientific words such as chromosome, chromatid, daughter cell, mitosis, meiosis, zygote and gamete.</w:t>
+              <w:t xml:space="preserve">Key question: How does the body produce the enormous number of new cells needed for growth? Think back to the baby photographs and the 14-year growth time-lapse from Lesson 1, where a newborn of about 3 kg became a teenager of 50 kg or more. Use what you observed and modelled in all ten lessons to write your Final Explanation. Answer each prompt in the space below it. Write in full sentences, use correct scientific terms, and support each claim with evidence from our investigations (diagrams, clay models, onion root tip squashes, animations, case studies). Compare your final answer with your first model from Lesson 1 at the end.</w:t>
             </w:r>
           </w:p>
         </w:tc>
@@ -481,7 +481,7 @@
                 <w:sz w:val="22"/>
                 <w:szCs w:val="22"/>
               </w:rPr>
-              <w:t xml:space="preserve">1. Claim: Where do the new cells come from?</w:t>
+              <w:t xml:space="preserve">Part 1: Claim - Where do the new cells come from?</w:t>
             </w:r>
           </w:p>
         </w:tc>
@@ -515,7 +515,7 @@
                 <w:sz w:val="18"/>
                 <w:szCs w:val="18"/>
               </w:rPr>
-              <w:t xml:space="preserve">A newborn of about 3 kg grows into a teenager of 50 kg or more, yet we only eat food such as ugali, sukuma wiki and beans. (a) Write a claim that answers the driving question. (b) Explain why eating food alone cannot account for the billions of new cells. (c) Compare this with your first ideas in Lesson 1 and say how your thinking has changed.</w:t>
+              <w:t xml:space="preserve">A newborn of about 3 kg becomes a teenager of 50 kg or more, yet we only eat food such as ugali, sukuma wiki and beans. Write a claim that answers the key question: where do the billions of new cells come from? In your answer, say what food does and does not do in growth. Then say how your thinking has changed since your Lesson 1 drawing.</w:t>
             </w:r>
           </w:p>
         </w:tc>
@@ -611,7 +611,7 @@
                 <w:sz w:val="22"/>
                 <w:szCs w:val="22"/>
               </w:rPr>
-              <w:t xml:space="preserve">2. Evidence: Mitosis and growth</w:t>
+              <w:t xml:space="preserve">Part 2: Evidence from mitosis - Growth and the right instructions</w:t>
             </w:r>
           </w:p>
         </w:tc>
@@ -645,7 +645,7 @@
                 <w:sz w:val="18"/>
                 <w:szCs w:val="18"/>
               </w:rPr>
-              <w:t xml:space="preserve">Use evidence from the mitosis diagram, the clay model and the onion (kitunguu) root tip squashes. (a) Describe what you saw happen to the chromosomes as one cell became two, giving the stages of mitosis in the order they happen. (b) In the onion root tip, most cells were in interphase and a smaller number were dividing. What does this tell you about growing tissues? (c) Explain how a single fertilised cell could become billions of cells, using the pattern 1, 2, 4, 8, 16...</w:t>
+              <w:t xml:space="preserve">Use evidence from our diagram analysis, the clay model of 1 cell to 2 cells, and the onion (kitunguu) root tip squashes. (a) Describe what happens to the chromosomes before and during mitosis, naming the stages. (b) Explain how mitosis gives each new cell the right instructions. (c) In the root tip squashes, most cells were in interphase and fewer were dividing. What does this tell you about growing tissue? (d) Explain how repeated division (1, 2, 4, 8, 16...) can lead to billions of cells.</w:t>
             </w:r>
           </w:p>
         </w:tc>
@@ -741,7 +741,7 @@
                 <w:sz w:val="22"/>
                 <w:szCs w:val="22"/>
               </w:rPr>
-              <w:t xml:space="preserve">3. Reasoning: Why the new cells work properly</w:t>
+              <w:t xml:space="preserve">Part 3: Evidence from meiosis and other forms of cell division</w:t>
             </w:r>
           </w:p>
         </w:tc>
@@ -775,7 +775,7 @@
                 <w:sz w:val="18"/>
                 <w:szCs w:val="18"/>
               </w:rPr>
-              <w:t xml:space="preserve">(a) What does a chromosome carry, and what is the structure of a chromosome before a cell divides? (b) Explain why DNA must be copied before a cell divides. (c) Explain how this makes sure each new body cell has the right instructions to work properly. (d) Name two body processes besides growth that need mitosis.</w:t>
+              <w:t xml:space="preserve">(a) A sperm and an egg each come from a body cell with 46 chromosomes. Explain, using the calculation we did in Lesson 4, why meiosis is needed and how many chromosomes each gamete has. (b) Describe what meiosis produces compared with mitosis. (c) Name two ways a single organism can make new organisms or cells from one parent without sex cells, giving a living example of each, and say how they are similar.</w:t>
             </w:r>
           </w:p>
         </w:tc>
@@ -871,7 +871,7 @@
                 <w:sz w:val="22"/>
                 <w:szCs w:val="22"/>
               </w:rPr>
-              <w:t xml:space="preserve">4. Meiosis and reproduction</w:t>
+              <w:t xml:space="preserve">Part 4: Why cell division matters</w:t>
             </w:r>
           </w:p>
         </w:tc>
@@ -905,7 +905,7 @@
                 <w:sz w:val="18"/>
                 <w:szCs w:val="18"/>
               </w:rPr>
-              <w:t xml:space="preserve">Every baby begins as one fertilised cell (zygote) formed when a sperm meets an egg. (a) If a sperm and an egg each had 46 chromosomes, how many would the zygote have, and what problem would that cause over generations? (b) Describe what meiosis does to the chromosome number and how many cells it makes. (c) Explain how meiosis and mitosis work together so that a child can be produced and then grow. (d) Give one difference between the cells made by mitosis and meiosis.</w:t>
+              <w:t xml:space="preserve">Answer the KICD inquiry question: How is cell division important? Use at least three examples from our case studies, including the healing cut, the maize or sukuma wiki plant, and tissue culture of bananas or tea in Kenya. For each example, state whether mitosis or meiosis is involved and why.</w:t>
             </w:r>
           </w:p>
         </w:tc>
@@ -1001,7 +1001,7 @@
                 <w:sz w:val="22"/>
                 <w:szCs w:val="22"/>
               </w:rPr>
-              <w:t xml:space="preserve">5. Other forms of cell division and their uses</w:t>
+              <w:t xml:space="preserve">Part 5: Final Explanation - Claim, Evidence, Reasoning</w:t>
             </w:r>
           </w:p>
         </w:tc>
@@ -1035,7 +1035,7 @@
                 <w:sz w:val="18"/>
                 <w:szCs w:val="18"/>
               </w:rPr>
-              <w:t xml:space="preserve">(a) Describe how budding in yeast and binary fission in bacteria differ. (b) A single bacterium dividing every 20 minutes gives how many cells after 2 hours? Show how you worked it out, and say how this doubling is similar to what happens in mitosis in a growing child. (c) Explain how tissue culture of bananas or tea in Kenya uses the same idea as growth in a child. (d) Finish by writing a short Final Explanation (3 to 4 sentences) answering the driving question.</w:t>
+              <w:t xml:space="preserve">Write your complete Final Explanation to answer the key question: How does the body produce the enormous number of new cells needed for growth? Use the Claim-Evidence-Reasoning structure. Include (1) your claim, (2) at least three pieces of evidence from our investigations (including mitosis and meiosis), and (3) reasoning that links the evidence to the growth of a child from 3 kg to 50 kg or more and to the wider importance of cell division.</w:t>
             </w:r>
           </w:p>
         </w:tc>
@@ -1299,7 +1299,7 @@
                 <w:sz w:val="18"/>
                 <w:szCs w:val="18"/>
               </w:rPr>
-              <w:t xml:space="preserve">Claim answers the driving question</w:t>
+              <w:t xml:space="preserve">Claim and use of the phenomenon</w:t>
             </w:r>
           </w:p>
         </w:tc>
@@ -1331,7 +1331,7 @@
                 <w:sz w:val="18"/>
                 <w:szCs w:val="18"/>
               </w:rPr>
-              <w:t xml:space="preserve">Gives a clear claim that new cells come from division of existing cells, and clearly shows that food provides only energy and materials, not cells directly.</w:t>
+              <w:t xml:space="preserve">Gives a clear claim that new cells come from division of existing cells, explains that food gives energy and raw materials but does not become cells, and links directly to the 3 kg to 50 kg growth of a child and to the Lesson 1 model.</w:t>
             </w:r>
           </w:p>
         </w:tc>
@@ -1363,7 +1363,7 @@
                 <w:sz w:val="18"/>
                 <w:szCs w:val="18"/>
               </w:rPr>
-              <w:t xml:space="preserve">States that cell division makes new cells, but the role of food is unclear or only briefly mentioned.</w:t>
+              <w:t xml:space="preserve">States that cell division makes new cells and links to the growth of a child, but the role of food or the link to the Lesson 1 model is brief or incomplete.</w:t>
             </w:r>
           </w:p>
         </w:tc>
@@ -1395,7 +1395,7 @@
                 <w:sz w:val="18"/>
                 <w:szCs w:val="18"/>
               </w:rPr>
-              <w:t xml:space="preserve">Claim is missing, vague, or suggests food turns directly into cells or that cells only grow bigger.</w:t>
+              <w:t xml:space="preserve">Claim is vague or incorrect (for example, food turns directly into cells or cells only grow bigger) and there is little link to the phenomenon.</w:t>
             </w:r>
           </w:p>
         </w:tc>
@@ -1429,7 +1429,7 @@
                 <w:sz w:val="18"/>
                 <w:szCs w:val="18"/>
               </w:rPr>
-              <w:t xml:space="preserve">Use of evidence from the investigations</w:t>
+              <w:t xml:space="preserve">Understanding of mitosis</w:t>
             </w:r>
           </w:p>
         </w:tc>
@@ -1461,7 +1461,7 @@
                 <w:sz w:val="18"/>
                 <w:szCs w:val="18"/>
               </w:rPr>
-              <w:t xml:space="preserve">Uses several specific observations (mitosis diagram, clay model, onion root tips, the 1, 2, 4, 8, 16 pattern) accurately to support the claims, and correctly treats the 64-bacteria figure as a calculation that shows the same doubling pattern rather than as an observation.</w:t>
+              <w:t xml:space="preserve">Accurately describes DNA copying, the four stages and cytokinesis, explains how each daughter cell gets identical chromosomes and the right instructions, and explains doubling (1, 2, 4, 8, 16...) to billions of cells.</w:t>
             </w:r>
           </w:p>
         </w:tc>
@@ -1493,7 +1493,7 @@
                 <w:sz w:val="18"/>
                 <w:szCs w:val="18"/>
               </w:rPr>
-              <w:t xml:space="preserve">Uses one or two observations from the lessons, mostly accurate but general.</w:t>
+              <w:t xml:space="preserve">Describes mitosis and the formation of two identical cells with mostly correct stages, but explanation of how instructions are passed on or of doubling is partial.</w:t>
             </w:r>
           </w:p>
         </w:tc>
@@ -1525,7 +1525,7 @@
                 <w:sz w:val="18"/>
                 <w:szCs w:val="18"/>
               </w:rPr>
-              <w:t xml:space="preserve">Gives little or no evidence, or evidence is inaccurate, not from the lessons, or calculations are presented as observations.</w:t>
+              <w:t xml:space="preserve">Describes mitosis with major errors or omissions, such as missing stages or no mention of chromosomes being copied and shared.</w:t>
             </w:r>
           </w:p>
         </w:tc>
@@ -1559,7 +1559,7 @@
                 <w:sz w:val="18"/>
                 <w:szCs w:val="18"/>
               </w:rPr>
-              <w:t xml:space="preserve">Scientific reasoning about chromosomes, mitosis and meiosis</w:t>
+              <w:t xml:space="preserve">Understanding of meiosis and other cell division (budding and binary fission)</w:t>
             </w:r>
           </w:p>
         </w:tc>
@@ -1591,7 +1591,7 @@
                 <w:sz w:val="18"/>
                 <w:szCs w:val="18"/>
               </w:rPr>
-              <w:t xml:space="preserve">Correctly explains DNA copying (chromatids identical after copying), the stages of mitosis in order, identical daughter cells, and how meiosis halves the chromosome number (23) so the zygote has 46; links both to the growing child.</w:t>
+              <w:t xml:space="preserve">Explains with the 46 + 46 = 92 reasoning why meiosis halves the chromosome number to 23, contrasts it correctly with mitosis, and accurately describes budding and binary fission with examples as asexual reproduction.</w:t>
             </w:r>
           </w:p>
         </w:tc>
@@ -1623,7 +1623,7 @@
                 <w:sz w:val="18"/>
                 <w:szCs w:val="18"/>
               </w:rPr>
-              <w:t xml:space="preserve">Explains mitosis and meiosis mostly correctly but misses a link (for example the order of stages, or why DNA is copied or why the number is halved).</w:t>
+              <w:t xml:space="preserve">Correctly states that meiosis makes gametes with half the chromosomes and names budding and binary fission, but comparison or examples are limited.</w:t>
             </w:r>
           </w:p>
         </w:tc>
@@ -1655,7 +1655,7 @@
                 <w:sz w:val="18"/>
                 <w:szCs w:val="18"/>
               </w:rPr>
-              <w:t xml:space="preserve">Confuses mitosis and meiosis or does not explain how new cells get the right instructions.</w:t>
+              <w:t xml:space="preserve">Confuses mitosis and meiosis or does not correctly describe gametes, budding or binary fission.</w:t>
             </w:r>
           </w:p>
         </w:tc>
@@ -1689,7 +1689,7 @@
                 <w:sz w:val="18"/>
                 <w:szCs w:val="18"/>
               </w:rPr>
-              <w:t xml:space="preserve">Breadth: growth, repair, reproduction and applications</w:t>
+              <w:t xml:space="preserve">Use of evidence and Kenyan examples</w:t>
             </w:r>
           </w:p>
         </w:tc>
@@ -1721,7 +1721,7 @@
                 <w:sz w:val="18"/>
                 <w:szCs w:val="18"/>
               </w:rPr>
-              <w:t xml:space="preserve">Connects cell division to growth, repair, replacement, sexual and asexual reproduction (budding, binary fission) and tissue culture with accurate Kenyan examples.</w:t>
+              <w:t xml:space="preserve">Uses at least three specific pieces of evidence from the investigations (such as the onion root tip squashes, clay model, case studies, tissue culture of bananas or tea) and ties each to the claim.</w:t>
             </w:r>
           </w:p>
         </w:tc>
@@ -1753,7 +1753,7 @@
                 <w:sz w:val="18"/>
                 <w:szCs w:val="18"/>
               </w:rPr>
-              <w:t xml:space="preserve">Covers growth and at least one other function or application accurately.</w:t>
+              <w:t xml:space="preserve">Uses two relevant pieces of evidence, with some connection to the claim.</w:t>
             </w:r>
           </w:p>
         </w:tc>
@@ -1785,7 +1785,7 @@
                 <w:sz w:val="18"/>
                 <w:szCs w:val="18"/>
               </w:rPr>
-              <w:t xml:space="preserve">Mentions only growth, or applications are missing or incorrect.</w:t>
+              <w:t xml:space="preserve">Uses little or no evidence, or gives general statements not taken from our investigations.</w:t>
             </w:r>
           </w:p>
         </w:tc>
@@ -1819,7 +1819,7 @@
                 <w:sz w:val="18"/>
                 <w:szCs w:val="18"/>
               </w:rPr>
-              <w:t xml:space="preserve">Communication and use of scientific terms</w:t>
+              <w:t xml:space="preserve">Reasoning, importance of cell division and scientific communication</w:t>
             </w:r>
           </w:p>
         </w:tc>
@@ -1851,7 +1851,7 @@
                 <w:sz w:val="18"/>
                 <w:szCs w:val="18"/>
               </w:rPr>
-              <w:t xml:space="preserve">Writes organised, complete sentences with correct terms (chromosome, chromatid, daughter cell, zygote, gamete) and a clear final explanation.</w:t>
+              <w:t xml:space="preserve">Logically links evidence to the claim, explains the importance of cell division for growth, development, repair and reproduction, and uses correct terms in clear, well-organised Claim-Evidence-Reasoning writing.</w:t>
             </w:r>
           </w:p>
         </w:tc>
@@ -1883,7 +1883,7 @@
                 <w:sz w:val="18"/>
                 <w:szCs w:val="18"/>
               </w:rPr>
-              <w:t xml:space="preserve">Mostly clear writing with some correct terms; final explanation is complete but may be loosely organised.</w:t>
+              <w:t xml:space="preserve">Reasoning mostly links evidence to the claim and mentions some importance of cell division, with minor errors in terms or organisation.</w:t>
             </w:r>
           </w:p>
         </w:tc>
@@ -1915,7 +1915,7 @@
                 <w:sz w:val="18"/>
                 <w:szCs w:val="18"/>
               </w:rPr>
-              <w:t xml:space="preserve">Writing is hard to follow, key terms are missing or misused, and the final explanation is incomplete.</w:t>
+              <w:t xml:space="preserve">Reasoning is missing or unclear, few uses of the importance of cell division, and scientific terms are used incorrectly or not at all.</w:t>
             </w:r>
           </w:p>
         </w:tc>
@@ -2039,7 +2039,7 @@
         </w:rPr>
         <w:t xml:space="preserve">© 2026 SeaVuria and ARES. This work is licensed under a </w:t>
       </w:r>
-      <w:hyperlink w:history="1" r:id="rIdmidco8lob5cl9ybwfc1yt">
+      <w:hyperlink w:history="1" r:id="rIdhbarwu2b-9q4bykhaavvp">
         <w:r>
           <w:rPr>
             <w:rFonts w:ascii="Arial" w:cs="Arial" w:eastAsia="Arial" w:hAnsi="Arial"/>
@@ -2059,7 +2059,7 @@
         </w:rPr>
         <w:t xml:space="preserve"> (</w:t>
       </w:r>
-      <w:hyperlink w:history="1" r:id="rIdgg_5qsw1vo09lzi2v4yoc">
+      <w:hyperlink w:history="1" r:id="rIdlot1yzi3xhbcmhddhcjnp">
         <w:r>
           <w:rPr>
             <w:rFonts w:ascii="Arial" w:cs="Arial" w:eastAsia="Arial" w:hAnsi="Arial"/>
@@ -2079,7 +2079,7 @@
         </w:rPr>
         <w:t xml:space="preserve">). To view a copy of this license, visit </w:t>
       </w:r>
-      <w:hyperlink w:history="1" r:id="rId5dd7kl-n5zsrpjqm-7nfu">
+      <w:hyperlink w:history="1" r:id="rIdfgdpdx1cwvu-tg5izprxo">
         <w:r>
           <w:rPr>
             <w:rFonts w:ascii="Arial" w:cs="Arial" w:eastAsia="Arial" w:hAnsi="Arial"/>

--- a/data/outputs/v2/Grade11/Biology/Lesson_Plans/SS1.4_Cell_Division/Biology_Cell_Division_FinalExplanation.docx
+++ b/data/outputs/v2/Grade11/Biology/Lesson_Plans/SS1.4_Cell_Division/Biology_Cell_Division_FinalExplanation.docx
@@ -4,6 +4,7 @@
   <w:body>
     <w:p>
       <w:pPr>
+        <w:keepNext w:val="false"/>
         <w:spacing w:after="30" w:before="0"/>
         <w:jc w:val="center"/>
       </w:pPr>
@@ -23,6 +24,7 @@
     </w:p>
     <w:p>
       <w:pPr>
+        <w:keepNext w:val="false"/>
         <w:spacing w:after="60" w:before="0"/>
         <w:jc w:val="center"/>
       </w:pPr>
@@ -81,6 +83,7 @@
           </w:tcPr>
           <w:p>
             <w:pPr>
+              <w:keepNext w:val="false"/>
               <w:spacing w:after="40" w:before="0"/>
               <w:jc w:val="center"/>
             </w:pPr>
@@ -116,6 +119,7 @@
           </w:tcPr>
           <w:p>
             <w:pPr>
+              <w:keepNext w:val="false"/>
               <w:spacing w:after="40" w:before="0"/>
               <w:jc w:val="center"/>
             </w:pPr>
@@ -150,6 +154,7 @@
           </w:tcPr>
           <w:p>
             <w:pPr>
+              <w:keepNext w:val="false"/>
               <w:spacing w:after="40" w:before="0"/>
               <w:jc w:val="left"/>
             </w:pPr>
@@ -182,6 +187,7 @@
           </w:tcPr>
           <w:p>
             <w:pPr>
+              <w:keepNext w:val="false"/>
               <w:spacing w:after="40" w:before="0"/>
               <w:jc w:val="left"/>
             </w:pPr>
@@ -216,6 +222,7 @@
           </w:tcPr>
           <w:p>
             <w:pPr>
+              <w:keepNext w:val="false"/>
               <w:spacing w:after="40" w:before="0"/>
               <w:jc w:val="left"/>
             </w:pPr>
@@ -248,6 +255,7 @@
           </w:tcPr>
           <w:p>
             <w:pPr>
+              <w:keepNext w:val="false"/>
               <w:spacing w:after="40" w:before="0"/>
               <w:jc w:val="left"/>
             </w:pPr>
@@ -282,6 +290,7 @@
           </w:tcPr>
           <w:p>
             <w:pPr>
+              <w:keepNext w:val="false"/>
               <w:spacing w:after="40" w:before="0"/>
               <w:jc w:val="left"/>
             </w:pPr>
@@ -314,6 +323,7 @@
           </w:tcPr>
           <w:p>
             <w:pPr>
+              <w:keepNext w:val="false"/>
               <w:spacing w:after="40" w:before="0"/>
               <w:jc w:val="left"/>
             </w:pPr>
@@ -374,6 +384,7 @@
           </w:tcPr>
           <w:p>
             <w:pPr>
+              <w:keepNext w:val="false"/>
               <w:spacing w:after="40" w:before="0"/>
               <w:jc w:val="center"/>
             </w:pPr>
@@ -408,6 +419,7 @@
           </w:tcPr>
           <w:p>
             <w:pPr>
+              <w:keepNext w:val="false"/>
               <w:spacing w:after="40" w:before="0"/>
               <w:jc w:val="left"/>
             </w:pPr>
@@ -467,6 +479,7 @@
           </w:tcPr>
           <w:p>
             <w:pPr>
+              <w:keepNext/>
               <w:spacing w:after="40" w:before="0"/>
               <w:jc w:val="center"/>
             </w:pPr>
@@ -501,6 +514,7 @@
           </w:tcPr>
           <w:p>
             <w:pPr>
+              <w:keepNext/>
               <w:spacing w:after="40" w:before="0"/>
               <w:jc w:val="left"/>
             </w:pPr>
@@ -538,6 +552,7 @@
           </w:tcPr>
           <w:p>
             <w:pPr>
+              <w:keepNext w:val="false"/>
               <w:spacing w:after="40" w:before="0"/>
               <w:jc w:val="left"/>
             </w:pPr>
@@ -597,6 +612,7 @@
           </w:tcPr>
           <w:p>
             <w:pPr>
+              <w:keepNext/>
               <w:spacing w:after="40" w:before="0"/>
               <w:jc w:val="center"/>
             </w:pPr>
@@ -631,6 +647,7 @@
           </w:tcPr>
           <w:p>
             <w:pPr>
+              <w:keepNext/>
               <w:spacing w:after="40" w:before="0"/>
               <w:jc w:val="left"/>
             </w:pPr>
@@ -668,6 +685,7 @@
           </w:tcPr>
           <w:p>
             <w:pPr>
+              <w:keepNext w:val="false"/>
               <w:spacing w:after="40" w:before="0"/>
               <w:jc w:val="left"/>
             </w:pPr>
@@ -727,6 +745,7 @@
           </w:tcPr>
           <w:p>
             <w:pPr>
+              <w:keepNext/>
               <w:spacing w:after="40" w:before="0"/>
               <w:jc w:val="center"/>
             </w:pPr>
@@ -761,6 +780,7 @@
           </w:tcPr>
           <w:p>
             <w:pPr>
+              <w:keepNext/>
               <w:spacing w:after="40" w:before="0"/>
               <w:jc w:val="left"/>
             </w:pPr>
@@ -798,6 +818,7 @@
           </w:tcPr>
           <w:p>
             <w:pPr>
+              <w:keepNext w:val="false"/>
               <w:spacing w:after="40" w:before="0"/>
               <w:jc w:val="left"/>
             </w:pPr>
@@ -857,6 +878,7 @@
           </w:tcPr>
           <w:p>
             <w:pPr>
+              <w:keepNext/>
               <w:spacing w:after="40" w:before="0"/>
               <w:jc w:val="center"/>
             </w:pPr>
@@ -891,6 +913,7 @@
           </w:tcPr>
           <w:p>
             <w:pPr>
+              <w:keepNext/>
               <w:spacing w:after="40" w:before="0"/>
               <w:jc w:val="left"/>
             </w:pPr>
@@ -928,6 +951,7 @@
           </w:tcPr>
           <w:p>
             <w:pPr>
+              <w:keepNext w:val="false"/>
               <w:spacing w:after="40" w:before="0"/>
               <w:jc w:val="left"/>
             </w:pPr>
@@ -987,6 +1011,7 @@
           </w:tcPr>
           <w:p>
             <w:pPr>
+              <w:keepNext/>
               <w:spacing w:after="40" w:before="0"/>
               <w:jc w:val="center"/>
             </w:pPr>
@@ -1021,6 +1046,7 @@
           </w:tcPr>
           <w:p>
             <w:pPr>
+              <w:keepNext/>
               <w:spacing w:after="40" w:before="0"/>
               <w:jc w:val="left"/>
             </w:pPr>
@@ -1058,6 +1084,7 @@
           </w:tcPr>
           <w:p>
             <w:pPr>
+              <w:keepNext w:val="false"/>
               <w:spacing w:after="40" w:before="0"/>
               <w:jc w:val="left"/>
             </w:pPr>
@@ -1121,6 +1148,7 @@
           </w:tcPr>
           <w:p>
             <w:pPr>
+              <w:keepNext w:val="false"/>
               <w:spacing w:after="40" w:before="0"/>
               <w:jc w:val="center"/>
             </w:pPr>
@@ -1155,6 +1183,7 @@
           </w:tcPr>
           <w:p>
             <w:pPr>
+              <w:keepNext w:val="false"/>
               <w:spacing w:after="40" w:before="0"/>
               <w:jc w:val="left"/>
             </w:pPr>
@@ -1187,6 +1216,7 @@
           </w:tcPr>
           <w:p>
             <w:pPr>
+              <w:keepNext w:val="false"/>
               <w:spacing w:after="40" w:before="0"/>
               <w:jc w:val="left"/>
             </w:pPr>
@@ -1219,6 +1249,7 @@
           </w:tcPr>
           <w:p>
             <w:pPr>
+              <w:keepNext w:val="false"/>
               <w:spacing w:after="40" w:before="0"/>
               <w:jc w:val="left"/>
             </w:pPr>
@@ -1251,6 +1282,7 @@
           </w:tcPr>
           <w:p>
             <w:pPr>
+              <w:keepNext w:val="false"/>
               <w:spacing w:after="40" w:before="0"/>
               <w:jc w:val="left"/>
             </w:pPr>
@@ -1285,6 +1317,7 @@
           </w:tcPr>
           <w:p>
             <w:pPr>
+              <w:keepNext w:val="false"/>
               <w:spacing w:after="40" w:before="0"/>
               <w:jc w:val="left"/>
             </w:pPr>
@@ -1317,6 +1350,7 @@
           </w:tcPr>
           <w:p>
             <w:pPr>
+              <w:keepNext w:val="false"/>
               <w:spacing w:after="40" w:before="0"/>
               <w:jc w:val="left"/>
             </w:pPr>
@@ -1349,6 +1383,7 @@
           </w:tcPr>
           <w:p>
             <w:pPr>
+              <w:keepNext w:val="false"/>
               <w:spacing w:after="40" w:before="0"/>
               <w:jc w:val="left"/>
             </w:pPr>
@@ -1381,6 +1416,7 @@
           </w:tcPr>
           <w:p>
             <w:pPr>
+              <w:keepNext w:val="false"/>
               <w:spacing w:after="40" w:before="0"/>
               <w:jc w:val="left"/>
             </w:pPr>
@@ -1415,6 +1451,7 @@
           </w:tcPr>
           <w:p>
             <w:pPr>
+              <w:keepNext w:val="false"/>
               <w:spacing w:after="40" w:before="0"/>
               <w:jc w:val="left"/>
             </w:pPr>
@@ -1447,6 +1484,7 @@
           </w:tcPr>
           <w:p>
             <w:pPr>
+              <w:keepNext w:val="false"/>
               <w:spacing w:after="40" w:before="0"/>
               <w:jc w:val="left"/>
             </w:pPr>
@@ -1479,6 +1517,7 @@
           </w:tcPr>
           <w:p>
             <w:pPr>
+              <w:keepNext w:val="false"/>
               <w:spacing w:after="40" w:before="0"/>
               <w:jc w:val="left"/>
             </w:pPr>
@@ -1511,6 +1550,7 @@
           </w:tcPr>
           <w:p>
             <w:pPr>
+              <w:keepNext w:val="false"/>
               <w:spacing w:after="40" w:before="0"/>
               <w:jc w:val="left"/>
             </w:pPr>
@@ -1545,6 +1585,7 @@
           </w:tcPr>
           <w:p>
             <w:pPr>
+              <w:keepNext w:val="false"/>
               <w:spacing w:after="40" w:before="0"/>
               <w:jc w:val="left"/>
             </w:pPr>
@@ -1577,6 +1618,7 @@
           </w:tcPr>
           <w:p>
             <w:pPr>
+              <w:keepNext w:val="false"/>
               <w:spacing w:after="40" w:before="0"/>
               <w:jc w:val="left"/>
             </w:pPr>
@@ -1609,6 +1651,7 @@
           </w:tcPr>
           <w:p>
             <w:pPr>
+              <w:keepNext w:val="false"/>
               <w:spacing w:after="40" w:before="0"/>
               <w:jc w:val="left"/>
             </w:pPr>
@@ -1641,6 +1684,7 @@
           </w:tcPr>
           <w:p>
             <w:pPr>
+              <w:keepNext w:val="false"/>
               <w:spacing w:after="40" w:before="0"/>
               <w:jc w:val="left"/>
             </w:pPr>
@@ -1675,6 +1719,7 @@
           </w:tcPr>
           <w:p>
             <w:pPr>
+              <w:keepNext w:val="false"/>
               <w:spacing w:after="40" w:before="0"/>
               <w:jc w:val="left"/>
             </w:pPr>
@@ -1707,6 +1752,7 @@
           </w:tcPr>
           <w:p>
             <w:pPr>
+              <w:keepNext w:val="false"/>
               <w:spacing w:after="40" w:before="0"/>
               <w:jc w:val="left"/>
             </w:pPr>
@@ -1739,6 +1785,7 @@
           </w:tcPr>
           <w:p>
             <w:pPr>
+              <w:keepNext w:val="false"/>
               <w:spacing w:after="40" w:before="0"/>
               <w:jc w:val="left"/>
             </w:pPr>
@@ -1771,6 +1818,7 @@
           </w:tcPr>
           <w:p>
             <w:pPr>
+              <w:keepNext w:val="false"/>
               <w:spacing w:after="40" w:before="0"/>
               <w:jc w:val="left"/>
             </w:pPr>
@@ -1805,6 +1853,7 @@
           </w:tcPr>
           <w:p>
             <w:pPr>
+              <w:keepNext w:val="false"/>
               <w:spacing w:after="40" w:before="0"/>
               <w:jc w:val="left"/>
             </w:pPr>
@@ -1837,6 +1886,7 @@
           </w:tcPr>
           <w:p>
             <w:pPr>
+              <w:keepNext w:val="false"/>
               <w:spacing w:after="40" w:before="0"/>
               <w:jc w:val="left"/>
             </w:pPr>
@@ -1869,6 +1919,7 @@
           </w:tcPr>
           <w:p>
             <w:pPr>
+              <w:keepNext w:val="false"/>
               <w:spacing w:after="40" w:before="0"/>
               <w:jc w:val="left"/>
             </w:pPr>
@@ -1901,6 +1952,7 @@
           </w:tcPr>
           <w:p>
             <w:pPr>
+              <w:keepNext w:val="false"/>
               <w:spacing w:after="40" w:before="0"/>
               <w:jc w:val="left"/>
             </w:pPr>
@@ -2039,7 +2091,7 @@
         </w:rPr>
         <w:t xml:space="preserve">© 2026 SeaVuria and ARES. This work is licensed under a </w:t>
       </w:r>
-      <w:hyperlink w:history="1" r:id="rIdhbarwu2b-9q4bykhaavvp">
+      <w:hyperlink w:history="1" r:id="rIdfwrqsmeuerxylpov43bsl">
         <w:r>
           <w:rPr>
             <w:rFonts w:ascii="Arial" w:cs="Arial" w:eastAsia="Arial" w:hAnsi="Arial"/>
@@ -2059,7 +2111,7 @@
         </w:rPr>
         <w:t xml:space="preserve"> (</w:t>
       </w:r>
-      <w:hyperlink w:history="1" r:id="rIdlot1yzi3xhbcmhddhcjnp">
+      <w:hyperlink w:history="1" r:id="rIdl-ttq8ayl9t4xuvcsakcl">
         <w:r>
           <w:rPr>
             <w:rFonts w:ascii="Arial" w:cs="Arial" w:eastAsia="Arial" w:hAnsi="Arial"/>
@@ -2079,7 +2131,7 @@
         </w:rPr>
         <w:t xml:space="preserve">). To view a copy of this license, visit </w:t>
       </w:r>
-      <w:hyperlink w:history="1" r:id="rIdfgdpdx1cwvu-tg5izprxo">
+      <w:hyperlink w:history="1" r:id="rIdfl1lwzf3xazrzp3ryy7xu">
         <w:r>
           <w:rPr>
             <w:rFonts w:ascii="Arial" w:cs="Arial" w:eastAsia="Arial" w:hAnsi="Arial"/>

--- a/data/outputs/v2/Grade11/Biology/Lesson_Plans/SS1.4_Cell_Division/Biology_Cell_Division_FinalExplanation.docx
+++ b/data/outputs/v2/Grade11/Biology/Lesson_Plans/SS1.4_Cell_Division/Biology_Cell_Division_FinalExplanation.docx
@@ -2091,7 +2091,7 @@
         </w:rPr>
         <w:t xml:space="preserve">© 2026 SeaVuria and ARES. This work is licensed under a </w:t>
       </w:r>
-      <w:hyperlink w:history="1" r:id="rIdfwrqsmeuerxylpov43bsl">
+      <w:hyperlink w:history="1" r:id="rId3xe3iuwd6mabhbml0svbb">
         <w:r>
           <w:rPr>
             <w:rFonts w:ascii="Arial" w:cs="Arial" w:eastAsia="Arial" w:hAnsi="Arial"/>
@@ -2111,7 +2111,7 @@
         </w:rPr>
         <w:t xml:space="preserve"> (</w:t>
       </w:r>
-      <w:hyperlink w:history="1" r:id="rIdl-ttq8ayl9t4xuvcsakcl">
+      <w:hyperlink w:history="1" r:id="rIdj-f7y4jbqcdt4lmgsk1to">
         <w:r>
           <w:rPr>
             <w:rFonts w:ascii="Arial" w:cs="Arial" w:eastAsia="Arial" w:hAnsi="Arial"/>
@@ -2131,7 +2131,7 @@
         </w:rPr>
         <w:t xml:space="preserve">). To view a copy of this license, visit </w:t>
       </w:r>
-      <w:hyperlink w:history="1" r:id="rIdfl1lwzf3xazrzp3ryy7xu">
+      <w:hyperlink w:history="1" r:id="rIdq5fptcjznztrm00wxmtxv">
         <w:r>
           <w:rPr>
             <w:rFonts w:ascii="Arial" w:cs="Arial" w:eastAsia="Arial" w:hAnsi="Arial"/>
